--- a/Titanic_Project_Insights.docx
+++ b/Titanic_Project_Insights.docx
@@ -83,7 +83,113 @@
           <w:sz w:val="30"/>
           <w:szCs w:val="30"/>
         </w:rPr>
-        <w:t xml:space="preserve">2. Overall KPIs</w:t>
+        <w:t xml:space="preserve">2. Known Data Issue</w:t>
+      </w:r>
+    </w:p>
+    <w:p>
+      <w:pPr>
+        <w:shd w:fill="FFF3E0" w:val="clear"/>
+        <w:spacing w:after="120"/>
+      </w:pPr>
+      <w:r>
+        <w:rPr>
+          <w:sz w:val="22"/>
+          <w:szCs w:val="22"/>
+        </w:rPr>
+        <w:t xml:space="preserve">The source file used for this analysis (418 rows) is the Kaggle Titanic </w:t>
+      </w:r>
+      <w:r>
+        <w:rPr>
+          <w:i/>
+          <w:iCs/>
+          <w:sz w:val="22"/>
+          <w:szCs w:val="22"/>
+        </w:rPr>
+        <w:t xml:space="preserve">test.csv</w:t>
+      </w:r>
+      <w:r>
+        <w:rPr>
+          <w:sz w:val="22"/>
+          <w:szCs w:val="22"/>
+        </w:rPr>
+        <w:t xml:space="preserve"> file, which does not contain real survival outcomes. The </w:t>
+      </w:r>
+      <w:r>
+        <w:rPr>
+          <w:i/>
+          <w:iCs/>
+          <w:sz w:val="22"/>
+          <w:szCs w:val="22"/>
+        </w:rPr>
+        <w:t xml:space="preserve">Survived</w:t>
+      </w:r>
+      <w:r>
+        <w:rPr>
+          <w:sz w:val="22"/>
+          <w:szCs w:val="22"/>
+        </w:rPr>
+        <w:t xml:space="preserve"> column present here matches Kaggle's </w:t>
+      </w:r>
+      <w:r>
+        <w:rPr>
+          <w:i/>
+          <w:iCs/>
+          <w:sz w:val="22"/>
+          <w:szCs w:val="22"/>
+        </w:rPr>
+        <w:t xml:space="preserve">gender_submission.csv</w:t>
+      </w:r>
+      <w:r>
+        <w:rPr>
+          <w:sz w:val="22"/>
+          <w:szCs w:val="22"/>
+        </w:rPr>
+        <w:t xml:space="preserve"> baseline: a placeholder rule marking all females as survived and all males as not survived. This is the direct cause of the exact 100% / 0% split shown in the sex breakdown below.</w:t>
+      </w:r>
+    </w:p>
+    <w:p>
+      <w:pPr>
+        <w:shd w:fill="FFF3E0" w:val="clear"/>
+        <w:spacing w:after="200"/>
+      </w:pPr>
+      <w:r>
+        <w:rPr>
+          <w:sz w:val="22"/>
+          <w:szCs w:val="22"/>
+        </w:rPr>
+        <w:t xml:space="preserve">Every KPI and insight below that depends on Survived reflects this placeholder rule rather than actual outcomes. Re-running this pipeline on Kaggle's </w:t>
+      </w:r>
+      <w:r>
+        <w:rPr>
+          <w:i/>
+          <w:iCs/>
+          <w:sz w:val="22"/>
+          <w:szCs w:val="22"/>
+        </w:rPr>
+        <w:t xml:space="preserve">train.csv</w:t>
+      </w:r>
+      <w:r>
+        <w:rPr>
+          <w:sz w:val="22"/>
+          <w:szCs w:val="22"/>
+        </w:rPr>
+        <w:t xml:space="preserve"> (891 rows, genuine outcomes) is required for real survival insights.</w:t>
+      </w:r>
+    </w:p>
+    <w:p>
+      <w:pPr>
+        <w:pStyle w:val="Heading1"/>
+        <w:spacing w:after="150" w:before="300"/>
+      </w:pPr>
+      <w:r>
+        <w:rPr>
+          <w:b/>
+          <w:bCs/>
+          <w:color w:val="1F4E5F"/>
+          <w:sz w:val="30"/>
+          <w:szCs w:val="30"/>
+        </w:rPr>
+        <w:t xml:space="preserve">3. Overall KPIs</w:t>
       </w:r>
     </w:p>
     <w:tbl>
@@ -433,7 +539,7 @@
           <w:sz w:val="30"/>
           <w:szCs w:val="30"/>
         </w:rPr>
-        <w:t xml:space="preserve">3. Survival Breakdown by Category</w:t>
+        <w:t xml:space="preserve">4. Survival Breakdown by Category</w:t>
       </w:r>
     </w:p>
     <w:p>
@@ -449,7 +555,7 @@
           <w:sz w:val="24"/>
           <w:szCs w:val="24"/>
         </w:rPr>
-        <w:t xml:space="preserve">3.1 By Sex</w:t>
+        <w:t xml:space="preserve">4.1 By Sex</w:t>
       </w:r>
     </w:p>
     <w:tbl>
@@ -709,23 +815,21 @@
         <w:rPr>
           <w:b/>
           <w:bCs/>
+          <w:color w:val="884400"/>
+          <w:sz w:val="20"/>
+          <w:szCs w:val="20"/>
+        </w:rPr>
+        <w:t xml:space="preserve">⚠ </w:t>
+      </w:r>
+      <w:r>
+        <w:rPr>
           <w:i/>
           <w:iCs/>
           <w:color w:val="884400"/>
           <w:sz w:val="20"/>
           <w:szCs w:val="20"/>
         </w:rPr>
-        <w:t xml:space="preserve">Note: </w:t>
-      </w:r>
-      <w:r>
-        <w:rPr>
-          <w:i/>
-          <w:iCs/>
-          <w:color w:val="884400"/>
-          <w:sz w:val="20"/>
-          <w:szCs w:val="20"/>
-        </w:rPr>
-        <w:t xml:space="preserve">This extreme 100%/0% split is unusually clean compared to the widely known Titanic pattern (roughly 74% female vs. 19% male survival) and is worth double-checking against the source data or labeling logic.</w:t>
+        <w:t xml:space="preserve">This is the Kaggle baseline placeholder, not a real outcome — see "Known Data Issue" above.</w:t>
       </w:r>
     </w:p>
     <w:p>
@@ -746,7 +850,7 @@
           <w:sz w:val="24"/>
           <w:szCs w:val="24"/>
         </w:rPr>
-        <w:t xml:space="preserve">3.2 By Passenger Class</w:t>
+        <w:t xml:space="preserve">4.2 By Passenger Class</w:t>
       </w:r>
     </w:p>
     <w:tbl>
@@ -1093,7 +1197,7 @@
           <w:sz w:val="24"/>
           <w:szCs w:val="24"/>
         </w:rPr>
-        <w:t xml:space="preserve">3.3 By Family Status</w:t>
+        <w:t xml:space="preserve">4.3 By Family Status</w:t>
       </w:r>
     </w:p>
     <w:tbl>
@@ -1363,7 +1467,7 @@
           <w:sz w:val="30"/>
           <w:szCs w:val="30"/>
         </w:rPr>
-        <w:t xml:space="preserve">4. Key Takeaways</w:t>
+        <w:t xml:space="preserve">5. Key Takeaways</w:t>
       </w:r>
     </w:p>
     <w:p>
@@ -1414,7 +1518,7 @@
           <w:sz w:val="22"/>
           <w:szCs w:val="22"/>
         </w:rPr>
-        <w:t xml:space="preserve">Sex shows the strongest separation in the data, though the exact 100%/0% split flagged above should be verified.</w:t>
+        <w:t xml:space="preserve">The sex-based split (100%/0%) is a data artifact from the Kaggle baseline, not a genuine finding — see the Known Data Issue section.</w:t>
       </w:r>
     </w:p>
     <w:p>
@@ -1431,7 +1535,7 @@
           <w:sz w:val="22"/>
           <w:szCs w:val="22"/>
         </w:rPr>
-        <w:t xml:space="preserve">These patterns are consistent with the historical "women and children first" protocol and the advantage higher-class passengers had in accessing lifeboats.</w:t>
+        <w:t xml:space="preserve">The class and family-status patterns are directionally consistent with the historical "women and children first" protocol and the lifeboat-access advantage of higher-class passengers, but should be re-validated on real outcome data (train.csv).</w:t>
       </w:r>
     </w:p>
     <w:p>
@@ -1447,7 +1551,7 @@
           <w:sz w:val="30"/>
           <w:szCs w:val="30"/>
         </w:rPr>
-        <w:t xml:space="preserve">5. Data Preparation Behind the Insights</w:t>
+        <w:t xml:space="preserve">6. Data Preparation Behind the Insights</w:t>
       </w:r>
     </w:p>
     <w:p>
